--- a/docs/курсовая.docx
+++ b/docs/курсовая.docx
@@ -2625,8 +2625,8 @@
           <w:bCs/>
         </w:rPr>
       </w:pPr>
-      <w:bookmarkStart w:id="11" w:name="_Toc224323861"/>
-      <w:bookmarkStart w:id="12" w:name="_Toc14557"/>
+      <w:bookmarkStart w:id="11" w:name="_Toc14557"/>
+      <w:bookmarkStart w:id="12" w:name="_Toc224323861"/>
       <w:r>
         <w:rPr>
           <w:b/>
@@ -2704,13 +2704,22 @@
         <w:jc w:val="both"/>
         <w:rPr>
           <w:rFonts w:hint="default"/>
-        </w:rPr>
-      </w:pPr>
-      <w:r>
-        <w:rPr>
-          <w:rFonts w:hint="default"/>
-        </w:rPr>
-        <w:t>Растровая графика (PNG):</w:t>
+          <w:lang w:val="en-US"/>
+        </w:rPr>
+      </w:pPr>
+      <w:r>
+        <w:rPr>
+          <w:rFonts w:hint="default"/>
+          <w:lang w:val="ru-RU"/>
+        </w:rPr>
+        <w:t>Используемые изображения</w:t>
+      </w:r>
+      <w:r>
+        <w:rPr>
+          <w:rFonts w:hint="default"/>
+          <w:lang w:val="en-US"/>
+        </w:rPr>
+        <w:t>:</w:t>
       </w:r>
     </w:p>
     <w:p>
@@ -2778,13 +2787,40 @@
         <w:jc w:val="both"/>
         <w:rPr>
           <w:rFonts w:hint="default"/>
-        </w:rPr>
-      </w:pPr>
-      <w:r>
-        <w:rPr>
-          <w:rFonts w:hint="default"/>
-        </w:rPr>
-        <w:t xml:space="preserve">Map.png, MapPrice.png </w:t>
+          <w:lang w:val="ru-RU"/>
+        </w:rPr>
+      </w:pPr>
+      <w:r>
+        <w:rPr>
+          <w:rFonts w:hint="default"/>
+        </w:rPr>
+        <w:t>Map.</w:t>
+      </w:r>
+      <w:r>
+        <w:rPr>
+          <w:rFonts w:hint="default"/>
+          <w:lang w:val="en-US"/>
+        </w:rPr>
+        <w:t>webp</w:t>
+      </w:r>
+      <w:r>
+        <w:rPr>
+          <w:rFonts w:hint="default"/>
+        </w:rPr>
+        <w:t>, MapPrice.</w:t>
+      </w:r>
+      <w:r>
+        <w:rPr>
+          <w:rFonts w:hint="default"/>
+          <w:lang w:val="en-US"/>
+        </w:rPr>
+        <w:t>webp</w:t>
+      </w:r>
+      <w:r>
+        <w:rPr>
+          <w:rFonts w:hint="default"/>
+        </w:rPr>
+        <w:t xml:space="preserve"> </w:t>
       </w:r>
       <w:r>
         <w:rPr>
@@ -2807,6 +2843,7 @@
         <w:jc w:val="both"/>
         <w:rPr>
           <w:rFonts w:hint="default"/>
+          <w:lang w:val="ru-RU"/>
         </w:rPr>
       </w:pPr>
       <w:r>
@@ -2815,6 +2852,36 @@
         </w:rPr>
         <w:t>Формат PNG выбран для товаров с прозрачным/однотонным фоном. Единый вид карточек задаёт CSS: object-fit: contain, переменные --img-scale и --img-offset-y.</w:t>
       </w:r>
+      <w:r>
+        <w:rPr>
+          <w:rFonts w:hint="default"/>
+          <w:lang w:val="ru-RU"/>
+        </w:rPr>
+        <w:t xml:space="preserve"> Формат </w:t>
+      </w:r>
+      <w:r>
+        <w:rPr>
+          <w:rFonts w:hint="default"/>
+          <w:lang w:val="en-US"/>
+        </w:rPr>
+        <w:t>Webp</w:t>
+      </w:r>
+      <w:r>
+        <w:rPr>
+          <w:rFonts w:hint="default"/>
+          <w:lang w:val="en-GB"/>
+        </w:rPr>
+        <w:t xml:space="preserve"> </w:t>
+      </w:r>
+      <w:r>
+        <w:rPr>
+          <w:rFonts w:hint="default"/>
+          <w:lang w:val="ru-RU"/>
+        </w:rPr>
+        <w:t>был выбран для изображения карт доставки и объёмов продаж.</w:t>
+      </w:r>
+      <w:bookmarkStart w:id="36" w:name="_GoBack"/>
+      <w:bookmarkEnd w:id="36"/>
     </w:p>
     <w:p>
       <w:pPr>
@@ -3015,8 +3082,8 @@
           <w:bCs/>
         </w:rPr>
       </w:pPr>
-      <w:bookmarkStart w:id="13" w:name="_Toc224323862"/>
-      <w:bookmarkStart w:id="14" w:name="_Toc31746"/>
+      <w:bookmarkStart w:id="13" w:name="_Toc31746"/>
+      <w:bookmarkStart w:id="14" w:name="_Toc224323862"/>
       <w:r>
         <w:rPr>
           <w:b/>
@@ -3279,8 +3346,8 @@
           <w:bCs/>
         </w:rPr>
       </w:pPr>
-      <w:bookmarkStart w:id="15" w:name="_Toc224323863"/>
-      <w:bookmarkStart w:id="16" w:name="_Toc24570"/>
+      <w:bookmarkStart w:id="15" w:name="_Toc24570"/>
+      <w:bookmarkStart w:id="16" w:name="_Toc224323863"/>
       <w:bookmarkStart w:id="17" w:name="_Toc145966786"/>
       <w:r>
         <w:rPr>
@@ -5555,8 +5622,8 @@
           <w:bCs/>
         </w:rPr>
       </w:pPr>
-      <w:bookmarkStart w:id="30" w:name="_Toc224323871"/>
-      <w:bookmarkStart w:id="31" w:name="_Toc13892"/>
+      <w:bookmarkStart w:id="30" w:name="_Toc13892"/>
+      <w:bookmarkStart w:id="31" w:name="_Toc224323871"/>
       <w:r>
         <w:rPr>
           <w:b/>
@@ -10755,8 +10822,6 @@
         </w:rPr>
         <w:t>}</w:t>
       </w:r>
-      <w:bookmarkStart w:id="36" w:name="_GoBack"/>
-      <w:bookmarkEnd w:id="36"/>
     </w:p>
     <w:sectPr>
       <w:headerReference r:id="rId7" w:type="first"/>
